--- a/BT Git 2.docx
+++ b/BT Git 2.docx
@@ -8,91 +8,9 @@
       </w:r>
     </w:p>
     <w:p>
-      <w:proofErr w:type="spellStart"/>
-      <w:r>
-        <w:t>Giải</w:t>
-      </w:r>
-      <w:proofErr w:type="spellEnd"/>
-      <w:r>
-        <w:t xml:space="preserve"> </w:t>
-      </w:r>
-      <w:proofErr w:type="spellStart"/>
-      <w:r>
-        <w:t>thích</w:t>
-      </w:r>
-      <w:proofErr w:type="spellEnd"/>
-      <w:r>
-        <w:t xml:space="preserve"> </w:t>
-      </w:r>
-      <w:proofErr w:type="spellStart"/>
-      <w:r>
-        <w:t>và</w:t>
-      </w:r>
-      <w:proofErr w:type="spellEnd"/>
-      <w:r>
-        <w:t xml:space="preserve"> </w:t>
-      </w:r>
-      <w:proofErr w:type="spellStart"/>
-      <w:r>
-        <w:t>cho</w:t>
-      </w:r>
-      <w:proofErr w:type="spellEnd"/>
-      <w:r>
-        <w:t xml:space="preserve"> </w:t>
-      </w:r>
-      <w:proofErr w:type="spellStart"/>
-      <w:r>
-        <w:t>ví</w:t>
-      </w:r>
-      <w:proofErr w:type="spellEnd"/>
-      <w:r>
-        <w:t xml:space="preserve"> </w:t>
-      </w:r>
-      <w:proofErr w:type="spellStart"/>
-      <w:r>
-        <w:t>dụ</w:t>
-      </w:r>
-      <w:proofErr w:type="spellEnd"/>
-      <w:r>
-        <w:t xml:space="preserve"> </w:t>
-      </w:r>
-      <w:proofErr w:type="spellStart"/>
-      <w:r>
-        <w:t>minh</w:t>
-      </w:r>
-      <w:proofErr w:type="spellEnd"/>
-      <w:r>
-        <w:t xml:space="preserve"> </w:t>
-      </w:r>
-      <w:proofErr w:type="spellStart"/>
-      <w:r>
-        <w:t>họa</w:t>
-      </w:r>
-      <w:proofErr w:type="spellEnd"/>
-      <w:r>
-        <w:t xml:space="preserve"> </w:t>
-      </w:r>
-      <w:proofErr w:type="spellStart"/>
-      <w:r>
-        <w:t>các</w:t>
-      </w:r>
-      <w:proofErr w:type="spellEnd"/>
-      <w:r>
-        <w:t xml:space="preserve"> </w:t>
-      </w:r>
-      <w:proofErr w:type="spellStart"/>
-      <w:r>
-        <w:t>câu</w:t>
-      </w:r>
-      <w:proofErr w:type="spellEnd"/>
-      <w:r>
-        <w:t xml:space="preserve"> </w:t>
-      </w:r>
-      <w:proofErr w:type="spellStart"/>
-      <w:r>
-        <w:t>sau</w:t>
-      </w:r>
-      <w:proofErr w:type="spellEnd"/>
+      <w:r>
+        <w:t>Giải thích và cho ví dụ minh họa các câu sau</w:t>
+      </w:r>
     </w:p>
     <w:p>
       <w:pPr>
@@ -102,51 +20,9 @@
           <w:numId w:val="1"/>
         </w:numPr>
       </w:pPr>
-      <w:proofErr w:type="spellStart"/>
-      <w:r>
-        <w:t>Phân</w:t>
-      </w:r>
-      <w:proofErr w:type="spellEnd"/>
-      <w:r>
-        <w:t xml:space="preserve"> </w:t>
-      </w:r>
-      <w:proofErr w:type="spellStart"/>
-      <w:r>
-        <w:t>biệt</w:t>
-      </w:r>
-      <w:proofErr w:type="spellEnd"/>
-      <w:r>
-        <w:t xml:space="preserve"> </w:t>
-      </w:r>
-      <w:proofErr w:type="spellStart"/>
-      <w:r>
-        <w:t>các</w:t>
-      </w:r>
-      <w:proofErr w:type="spellEnd"/>
-      <w:r>
-        <w:t xml:space="preserve"> </w:t>
-      </w:r>
-      <w:proofErr w:type="spellStart"/>
-      <w:r>
-        <w:t>cấp</w:t>
-      </w:r>
-      <w:proofErr w:type="spellEnd"/>
-      <w:r>
-        <w:t xml:space="preserve"> </w:t>
-      </w:r>
-      <w:proofErr w:type="spellStart"/>
-      <w:r>
-        <w:t>độ</w:t>
-      </w:r>
-      <w:proofErr w:type="spellEnd"/>
-      <w:r>
-        <w:t xml:space="preserve"> </w:t>
-      </w:r>
-      <w:proofErr w:type="gramStart"/>
-      <w:r>
-        <w:t>reset</w:t>
-      </w:r>
-      <w:proofErr w:type="gramEnd"/>
+      <w:r>
+        <w:t>Phân biệt các cấp độ reset</w:t>
+      </w:r>
     </w:p>
     <w:p>
       <w:pPr>
@@ -160,55 +36,24 @@
       <w:pPr>
         <w:pStyle w:val="ListParagraph"/>
       </w:pPr>
-      <w:proofErr w:type="spellStart"/>
-      <w:r>
-        <w:t>Ví</w:t>
-      </w:r>
-      <w:proofErr w:type="spellEnd"/>
-      <w:r>
-        <w:t xml:space="preserve"> </w:t>
-      </w:r>
-      <w:proofErr w:type="spellStart"/>
-      <w:r>
-        <w:t>dụ</w:t>
-      </w:r>
-      <w:proofErr w:type="spellEnd"/>
-      <w:r>
-        <w:t>:</w:t>
+      <w:r>
+        <w:t>Ví dụ:</w:t>
       </w:r>
     </w:p>
     <w:p>
       <w:pPr>
         <w:pStyle w:val="ListParagraph"/>
       </w:pPr>
-      <w:proofErr w:type="spellStart"/>
-      <w:r>
-        <w:t>Chup</w:t>
-      </w:r>
-      <w:proofErr w:type="spellEnd"/>
-      <w:r>
-        <w:t xml:space="preserve"> </w:t>
-      </w:r>
-      <w:proofErr w:type="spellStart"/>
-      <w:r>
-        <w:t>hinh</w:t>
-      </w:r>
-      <w:proofErr w:type="spellEnd"/>
-      <w:r>
-        <w:t xml:space="preserve"> log</w:t>
+      <w:r>
+        <w:t>Chup hinh log</w:t>
       </w:r>
     </w:p>
     <w:p>
       <w:pPr>
         <w:pStyle w:val="ListParagraph"/>
       </w:pPr>
-      <w:proofErr w:type="spellStart"/>
-      <w:r>
-        <w:t>Nội</w:t>
-      </w:r>
-      <w:proofErr w:type="spellEnd"/>
-      <w:r>
-        <w:t xml:space="preserve"> dung file: …</w:t>
+      <w:r>
+        <w:t>Nội dung file: …</w:t>
       </w:r>
     </w:p>
     <w:p>
@@ -220,21 +65,8 @@
         </w:numPr>
       </w:pPr>
       <w:r>
-        <w:t xml:space="preserve">Merge </w:t>
-      </w:r>
-      <w:proofErr w:type="spellStart"/>
-      <w:r>
-        <w:t>và</w:t>
-      </w:r>
-      <w:proofErr w:type="spellEnd"/>
-      <w:r>
-        <w:t xml:space="preserve"> </w:t>
-      </w:r>
-      <w:proofErr w:type="gramStart"/>
-      <w:r>
-        <w:t>rebase</w:t>
-      </w:r>
-      <w:proofErr w:type="gramEnd"/>
+        <w:t>Merge và rebase</w:t>
+      </w:r>
     </w:p>
     <w:p>
       <w:pPr>
@@ -245,31 +77,34 @@
         </w:numPr>
       </w:pPr>
       <w:r>
-        <w:t xml:space="preserve">Cherry pick dung </w:t>
-      </w:r>
-      <w:proofErr w:type="spellStart"/>
-      <w:r>
-        <w:t>để</w:t>
-      </w:r>
-      <w:proofErr w:type="spellEnd"/>
-      <w:r>
-        <w:t xml:space="preserve"> </w:t>
-      </w:r>
-      <w:proofErr w:type="spellStart"/>
-      <w:r>
-        <w:t>làm</w:t>
-      </w:r>
-      <w:proofErr w:type="spellEnd"/>
-      <w:r>
-        <w:t xml:space="preserve"> </w:t>
-      </w:r>
-      <w:proofErr w:type="spellStart"/>
-      <w:r>
-        <w:t>gì</w:t>
-      </w:r>
-      <w:proofErr w:type="spellEnd"/>
-      <w:r>
-        <w:t>?</w:t>
+        <w:t>Cherry pick dung để làm gì?</w:t>
+      </w:r>
+    </w:p>
+    <w:p>
+      <w:pPr>
+        <w:pStyle w:val="ListParagraph"/>
+        <w:numPr>
+          <w:ilvl w:val="0"/>
+          <w:numId w:val="2"/>
+        </w:numPr>
+      </w:pPr>
+      <w:r>
+        <w:rPr>
+          <w:rFonts w:ascii="Segoe UI" w:hAnsi="Segoe UI" w:cs="Segoe UI"/>
+          <w:b/>
+          <w:bCs/>
+          <w:color w:val="000000"/>
+          <w:shd w:val="clear" w:color="auto" w:fill="FFFFFF"/>
+        </w:rPr>
+        <w:t>Cherry-pick</w:t>
+      </w:r>
+      <w:r>
+        <w:rPr>
+          <w:rFonts w:ascii="Segoe UI" w:hAnsi="Segoe UI" w:cs="Segoe UI"/>
+          <w:color w:val="000000"/>
+          <w:shd w:val="clear" w:color="auto" w:fill="FFFFFF"/>
+        </w:rPr>
+        <w:t> cho phép bạn sao chép một commit duy nhất từ ​​nhánh này sang nhánh khác. Tính năng này hữu ích khi bạn chỉ muốn một (hoặc một vài) thay đổi, chứ không phải toàn bộ thay đổi từ nhánh khác.</w:t>
       </w:r>
     </w:p>
     <w:p>
@@ -280,37 +115,609 @@
           <w:numId w:val="1"/>
         </w:numPr>
       </w:pPr>
-      <w:proofErr w:type="spellStart"/>
-      <w:r>
-        <w:t>Hướng</w:t>
-      </w:r>
-      <w:proofErr w:type="spellEnd"/>
-      <w:r>
-        <w:t xml:space="preserve"> </w:t>
-      </w:r>
-      <w:proofErr w:type="spellStart"/>
-      <w:r>
-        <w:t>dẫn</w:t>
-      </w:r>
-      <w:proofErr w:type="spellEnd"/>
-      <w:r>
-        <w:t xml:space="preserve"> </w:t>
-      </w:r>
-      <w:proofErr w:type="spellStart"/>
-      <w:r>
-        <w:t>sử</w:t>
-      </w:r>
-      <w:proofErr w:type="spellEnd"/>
-      <w:r>
-        <w:t xml:space="preserve"> </w:t>
-      </w:r>
-      <w:proofErr w:type="spellStart"/>
-      <w:r>
-        <w:t>dụng</w:t>
-      </w:r>
-      <w:proofErr w:type="spellEnd"/>
-      <w:r>
-        <w:t xml:space="preserve"> stash</w:t>
+      <w:r>
+        <w:t>Hướng dẫn sử dụng stash</w:t>
+      </w:r>
+    </w:p>
+    <w:p>
+      <w:pPr>
+        <w:pStyle w:val="ListParagraph"/>
+        <w:numPr>
+          <w:ilvl w:val="0"/>
+          <w:numId w:val="2"/>
+        </w:numPr>
+      </w:pPr>
+      <w:r>
+        <w:t>Các lệnh chính</w:t>
+      </w:r>
+    </w:p>
+    <w:p>
+      <w:pPr>
+        <w:numPr>
+          <w:ilvl w:val="1"/>
+          <w:numId w:val="2"/>
+        </w:numPr>
+        <w:shd w:val="clear" w:color="auto" w:fill="FFFFFF"/>
+        <w:spacing w:before="100" w:beforeAutospacing="1" w:after="0" w:afterAutospacing="1" w:line="240" w:lineRule="auto"/>
+        <w:rPr>
+          <w:rFonts w:ascii="Segoe UI" w:eastAsia="Times New Roman" w:hAnsi="Segoe UI" w:cs="Segoe UI"/>
+          <w:color w:val="000000"/>
+          <w:kern w:val="0"/>
+          <w:sz w:val="24"/>
+          <w:szCs w:val="24"/>
+          <w14:ligatures w14:val="none"/>
+        </w:rPr>
+      </w:pPr>
+      <w:r>
+        <w:rPr>
+          <w:rFonts w:ascii="Consolas" w:eastAsia="Times New Roman" w:hAnsi="Consolas" w:cs="Courier New"/>
+          <w:color w:val="2F9C0A"/>
+          <w:kern w:val="0"/>
+          <w:sz w:val="24"/>
+          <w:szCs w:val="24"/>
+          <w:shd w:val="clear" w:color="auto" w:fill="FDFDFD"/>
+          <w14:ligatures w14:val="none"/>
+        </w:rPr>
+        <w:t>git</w:t>
+      </w:r>
+      <w:r>
+        <w:rPr>
+          <w:rFonts w:ascii="Consolas" w:eastAsia="Times New Roman" w:hAnsi="Consolas" w:cs="Courier New"/>
+          <w:color w:val="C92C2C"/>
+          <w:kern w:val="0"/>
+          <w:sz w:val="20"/>
+          <w:szCs w:val="20"/>
+          <w:shd w:val="clear" w:color="auto" w:fill="FDFDFD"/>
+          <w14:ligatures w14:val="none"/>
+        </w:rPr>
+        <w:t> stash</w:t>
+      </w:r>
+      <w:r>
+        <w:rPr>
+          <w:rFonts w:ascii="Segoe UI" w:eastAsia="Times New Roman" w:hAnsi="Segoe UI" w:cs="Segoe UI"/>
+          <w:color w:val="000000"/>
+          <w:kern w:val="0"/>
+          <w:sz w:val="24"/>
+          <w:szCs w:val="24"/>
+          <w14:ligatures w14:val="none"/>
+        </w:rPr>
+        <w:t>- Lưu trữ những thay đổi của bạn</w:t>
+      </w:r>
+    </w:p>
+    <w:p>
+      <w:pPr>
+        <w:numPr>
+          <w:ilvl w:val="1"/>
+          <w:numId w:val="2"/>
+        </w:numPr>
+        <w:shd w:val="clear" w:color="auto" w:fill="FFFFFF"/>
+        <w:spacing w:before="100" w:beforeAutospacing="1" w:after="0" w:afterAutospacing="1" w:line="240" w:lineRule="auto"/>
+        <w:rPr>
+          <w:rFonts w:ascii="Segoe UI" w:eastAsia="Times New Roman" w:hAnsi="Segoe UI" w:cs="Segoe UI"/>
+          <w:color w:val="000000"/>
+          <w:kern w:val="0"/>
+          <w:sz w:val="24"/>
+          <w:szCs w:val="24"/>
+          <w14:ligatures w14:val="none"/>
+        </w:rPr>
+      </w:pPr>
+      <w:r>
+        <w:rPr>
+          <w:rFonts w:ascii="Consolas" w:eastAsia="Times New Roman" w:hAnsi="Consolas" w:cs="Courier New"/>
+          <w:color w:val="2F9C0A"/>
+          <w:kern w:val="0"/>
+          <w:sz w:val="24"/>
+          <w:szCs w:val="24"/>
+          <w:shd w:val="clear" w:color="auto" w:fill="FDFDFD"/>
+          <w14:ligatures w14:val="none"/>
+        </w:rPr>
+        <w:t>git</w:t>
+      </w:r>
+      <w:r>
+        <w:rPr>
+          <w:rFonts w:ascii="Consolas" w:eastAsia="Times New Roman" w:hAnsi="Consolas" w:cs="Courier New"/>
+          <w:color w:val="C92C2C"/>
+          <w:kern w:val="0"/>
+          <w:sz w:val="20"/>
+          <w:szCs w:val="20"/>
+          <w:shd w:val="clear" w:color="auto" w:fill="FDFDFD"/>
+          <w14:ligatures w14:val="none"/>
+        </w:rPr>
+        <w:t> stash push -m </w:t>
+      </w:r>
+      <w:r>
+        <w:rPr>
+          <w:rFonts w:ascii="Consolas" w:eastAsia="Times New Roman" w:hAnsi="Consolas" w:cs="Courier New"/>
+          <w:color w:val="2F9C0A"/>
+          <w:kern w:val="0"/>
+          <w:sz w:val="24"/>
+          <w:szCs w:val="24"/>
+          <w:shd w:val="clear" w:color="auto" w:fill="FDFDFD"/>
+          <w14:ligatures w14:val="none"/>
+        </w:rPr>
+        <w:t>"message"</w:t>
+      </w:r>
+      <w:r>
+        <w:rPr>
+          <w:rFonts w:ascii="Segoe UI" w:eastAsia="Times New Roman" w:hAnsi="Segoe UI" w:cs="Segoe UI"/>
+          <w:color w:val="000000"/>
+          <w:kern w:val="0"/>
+          <w:sz w:val="24"/>
+          <w:szCs w:val="24"/>
+          <w14:ligatures w14:val="none"/>
+        </w:rPr>
+        <w:t>- Cất giữ một tin nhắn</w:t>
+      </w:r>
+    </w:p>
+    <w:p>
+      <w:pPr>
+        <w:numPr>
+          <w:ilvl w:val="1"/>
+          <w:numId w:val="2"/>
+        </w:numPr>
+        <w:shd w:val="clear" w:color="auto" w:fill="FFFFFF"/>
+        <w:spacing w:before="100" w:beforeAutospacing="1" w:after="0" w:afterAutospacing="1" w:line="240" w:lineRule="auto"/>
+        <w:rPr>
+          <w:rFonts w:ascii="Segoe UI" w:eastAsia="Times New Roman" w:hAnsi="Segoe UI" w:cs="Segoe UI"/>
+          <w:color w:val="000000"/>
+          <w:kern w:val="0"/>
+          <w:sz w:val="24"/>
+          <w:szCs w:val="24"/>
+          <w14:ligatures w14:val="none"/>
+        </w:rPr>
+      </w:pPr>
+      <w:r>
+        <w:rPr>
+          <w:rFonts w:ascii="Consolas" w:eastAsia="Times New Roman" w:hAnsi="Consolas" w:cs="Courier New"/>
+          <w:color w:val="2F9C0A"/>
+          <w:kern w:val="0"/>
+          <w:sz w:val="24"/>
+          <w:szCs w:val="24"/>
+          <w:shd w:val="clear" w:color="auto" w:fill="FDFDFD"/>
+          <w14:ligatures w14:val="none"/>
+        </w:rPr>
+        <w:t>git</w:t>
+      </w:r>
+      <w:r>
+        <w:rPr>
+          <w:rFonts w:ascii="Consolas" w:eastAsia="Times New Roman" w:hAnsi="Consolas" w:cs="Courier New"/>
+          <w:color w:val="C92C2C"/>
+          <w:kern w:val="0"/>
+          <w:sz w:val="20"/>
+          <w:szCs w:val="20"/>
+          <w:shd w:val="clear" w:color="auto" w:fill="FDFDFD"/>
+          <w14:ligatures w14:val="none"/>
+        </w:rPr>
+        <w:t> stash list</w:t>
+      </w:r>
+      <w:r>
+        <w:rPr>
+          <w:rFonts w:ascii="Segoe UI" w:eastAsia="Times New Roman" w:hAnsi="Segoe UI" w:cs="Segoe UI"/>
+          <w:color w:val="000000"/>
+          <w:kern w:val="0"/>
+          <w:sz w:val="24"/>
+          <w:szCs w:val="24"/>
+          <w14:ligatures w14:val="none"/>
+        </w:rPr>
+        <w:t>- Liệt kê tất cả các kho lưu trữ</w:t>
+      </w:r>
+    </w:p>
+    <w:p>
+      <w:pPr>
+        <w:numPr>
+          <w:ilvl w:val="1"/>
+          <w:numId w:val="2"/>
+        </w:numPr>
+        <w:shd w:val="clear" w:color="auto" w:fill="FFFFFF"/>
+        <w:spacing w:before="100" w:beforeAutospacing="1" w:after="0" w:afterAutospacing="1" w:line="240" w:lineRule="auto"/>
+        <w:rPr>
+          <w:rFonts w:ascii="Segoe UI" w:eastAsia="Times New Roman" w:hAnsi="Segoe UI" w:cs="Segoe UI"/>
+          <w:color w:val="000000"/>
+          <w:kern w:val="0"/>
+          <w:sz w:val="24"/>
+          <w:szCs w:val="24"/>
+          <w14:ligatures w14:val="none"/>
+        </w:rPr>
+      </w:pPr>
+      <w:r>
+        <w:rPr>
+          <w:rFonts w:ascii="Consolas" w:eastAsia="Times New Roman" w:hAnsi="Consolas" w:cs="Courier New"/>
+          <w:color w:val="2F9C0A"/>
+          <w:kern w:val="0"/>
+          <w:sz w:val="24"/>
+          <w:szCs w:val="24"/>
+          <w:shd w:val="clear" w:color="auto" w:fill="FDFDFD"/>
+          <w14:ligatures w14:val="none"/>
+        </w:rPr>
+        <w:t>git</w:t>
+      </w:r>
+      <w:r>
+        <w:rPr>
+          <w:rFonts w:ascii="Consolas" w:eastAsia="Times New Roman" w:hAnsi="Consolas" w:cs="Courier New"/>
+          <w:color w:val="C92C2C"/>
+          <w:kern w:val="0"/>
+          <w:sz w:val="20"/>
+          <w:szCs w:val="20"/>
+          <w:shd w:val="clear" w:color="auto" w:fill="FDFDFD"/>
+          <w14:ligatures w14:val="none"/>
+        </w:rPr>
+        <w:t> stash branch </w:t>
+      </w:r>
+      <w:r>
+        <w:rPr>
+          <w:rFonts w:ascii="Consolas" w:eastAsia="Times New Roman" w:hAnsi="Consolas" w:cs="Courier New"/>
+          <w:color w:val="A67F59"/>
+          <w:kern w:val="0"/>
+          <w:sz w:val="24"/>
+          <w:szCs w:val="24"/>
+          <w:shd w:val="clear" w:color="auto" w:fill="FDFDFD"/>
+          <w14:ligatures w14:val="none"/>
+        </w:rPr>
+        <w:t>&lt;</w:t>
+      </w:r>
+      <w:r>
+        <w:rPr>
+          <w:rFonts w:ascii="Consolas" w:eastAsia="Times New Roman" w:hAnsi="Consolas" w:cs="Courier New"/>
+          <w:color w:val="C92C2C"/>
+          <w:kern w:val="0"/>
+          <w:sz w:val="20"/>
+          <w:szCs w:val="20"/>
+          <w:shd w:val="clear" w:color="auto" w:fill="FDFDFD"/>
+          <w14:ligatures w14:val="none"/>
+        </w:rPr>
+        <w:t>branchname</w:t>
+      </w:r>
+      <w:r>
+        <w:rPr>
+          <w:rFonts w:ascii="Consolas" w:eastAsia="Times New Roman" w:hAnsi="Consolas" w:cs="Courier New"/>
+          <w:color w:val="A67F59"/>
+          <w:kern w:val="0"/>
+          <w:sz w:val="24"/>
+          <w:szCs w:val="24"/>
+          <w:shd w:val="clear" w:color="auto" w:fill="FDFDFD"/>
+          <w14:ligatures w14:val="none"/>
+        </w:rPr>
+        <w:t>&gt;</w:t>
+      </w:r>
+      <w:r>
+        <w:rPr>
+          <w:rFonts w:ascii="Segoe UI" w:eastAsia="Times New Roman" w:hAnsi="Segoe UI" w:cs="Segoe UI"/>
+          <w:color w:val="000000"/>
+          <w:kern w:val="0"/>
+          <w:sz w:val="24"/>
+          <w:szCs w:val="24"/>
+          <w14:ligatures w14:val="none"/>
+        </w:rPr>
+        <w:t>- Tạo một nhánh từ một kho lưu trữ</w:t>
+      </w:r>
+    </w:p>
+    <w:p>
+      <w:pPr>
+        <w:pStyle w:val="ListParagraph"/>
+        <w:numPr>
+          <w:ilvl w:val="0"/>
+          <w:numId w:val="2"/>
+        </w:numPr>
+      </w:pPr>
+      <w:r>
+        <w:t>Các lệnh khác</w:t>
+      </w:r>
+    </w:p>
+    <w:p>
+      <w:pPr>
+        <w:pStyle w:val="ListParagraph"/>
+        <w:numPr>
+          <w:ilvl w:val="1"/>
+          <w:numId w:val="2"/>
+        </w:numPr>
+      </w:pPr>
+      <w:r>
+        <w:rPr>
+          <w:rStyle w:val="token"/>
+          <w:rFonts w:ascii="Consolas" w:hAnsi="Consolas"/>
+          <w:color w:val="2F9C0A"/>
+        </w:rPr>
+        <w:t>git</w:t>
+      </w:r>
+      <w:r>
+        <w:rPr>
+          <w:rFonts w:ascii="Consolas" w:hAnsi="Consolas"/>
+          <w:color w:val="000000"/>
+          <w:shd w:val="clear" w:color="auto" w:fill="FDFDFD"/>
+        </w:rPr>
+        <w:t xml:space="preserve"> stash show</w:t>
+      </w:r>
+      <w:r>
+        <w:rPr>
+          <w:rFonts w:ascii="Consolas" w:hAnsi="Consolas"/>
+          <w:color w:val="000000"/>
+          <w:shd w:val="clear" w:color="auto" w:fill="FDFDFD"/>
+        </w:rPr>
+        <w:t xml:space="preserve">: </w:t>
+      </w:r>
+      <w:r>
+        <w:rPr>
+          <w:rFonts w:ascii="Segoe UI" w:hAnsi="Segoe UI" w:cs="Segoe UI"/>
+          <w:color w:val="000000"/>
+          <w:shd w:val="clear" w:color="auto" w:fill="FFFFFF"/>
+        </w:rPr>
+        <w:t>Xem những thay đổi trong bản cập nhật mới nhấ</w:t>
+      </w:r>
+      <w:r>
+        <w:rPr>
+          <w:rFonts w:ascii="Segoe UI" w:hAnsi="Segoe UI" w:cs="Segoe UI"/>
+          <w:color w:val="000000"/>
+          <w:shd w:val="clear" w:color="auto" w:fill="FFFFFF"/>
+        </w:rPr>
+        <w:t>t</w:t>
+      </w:r>
+    </w:p>
+    <w:p>
+      <w:pPr>
+        <w:pStyle w:val="ListParagraph"/>
+        <w:numPr>
+          <w:ilvl w:val="1"/>
+          <w:numId w:val="2"/>
+        </w:numPr>
+      </w:pPr>
+      <w:r>
+        <w:rPr>
+          <w:rStyle w:val="token"/>
+          <w:rFonts w:ascii="Consolas" w:hAnsi="Consolas"/>
+          <w:color w:val="2F9C0A"/>
+        </w:rPr>
+        <w:t>git</w:t>
+      </w:r>
+      <w:r>
+        <w:rPr>
+          <w:rFonts w:ascii="Consolas" w:hAnsi="Consolas"/>
+          <w:color w:val="000000"/>
+          <w:shd w:val="clear" w:color="auto" w:fill="FDFDFD"/>
+        </w:rPr>
+        <w:t xml:space="preserve"> stash apply</w:t>
+      </w:r>
+      <w:r>
+        <w:rPr>
+          <w:rFonts w:ascii="Consolas" w:hAnsi="Consolas"/>
+          <w:color w:val="000000"/>
+          <w:shd w:val="clear" w:color="auto" w:fill="FDFDFD"/>
+        </w:rPr>
+        <w:t xml:space="preserve">: </w:t>
+      </w:r>
+      <w:r>
+        <w:rPr>
+          <w:rFonts w:ascii="Segoe UI" w:hAnsi="Segoe UI" w:cs="Segoe UI"/>
+          <w:color w:val="000000"/>
+          <w:shd w:val="clear" w:color="auto" w:fill="FFFFFF"/>
+        </w:rPr>
+        <w:t>Khôi phục những thay đổi đã lưu trữ gần đây nhất (giữ nguyên bản lưu trữ trong ngăn xếp)</w:t>
+      </w:r>
+    </w:p>
+    <w:p>
+      <w:pPr>
+        <w:pStyle w:val="ListParagraph"/>
+        <w:numPr>
+          <w:ilvl w:val="1"/>
+          <w:numId w:val="2"/>
+        </w:numPr>
+      </w:pPr>
+      <w:r>
+        <w:rPr>
+          <w:rStyle w:val="token"/>
+          <w:rFonts w:ascii="Consolas" w:hAnsi="Consolas"/>
+          <w:color w:val="2F9C0A"/>
+        </w:rPr>
+        <w:t>git</w:t>
+      </w:r>
+      <w:r>
+        <w:rPr>
+          <w:rFonts w:ascii="Consolas" w:hAnsi="Consolas"/>
+          <w:color w:val="000000"/>
+          <w:shd w:val="clear" w:color="auto" w:fill="FDFDFD"/>
+        </w:rPr>
+        <w:t xml:space="preserve"> stash apply</w:t>
+      </w:r>
+      <w:r>
+        <w:rPr>
+          <w:rStyle w:val="token"/>
+          <w:rFonts w:ascii="Consolas" w:hAnsi="Consolas"/>
+          <w:color w:val="5F6364"/>
+        </w:rPr>
+        <w:t xml:space="preserve">: </w:t>
+      </w:r>
+      <w:r>
+        <w:rPr>
+          <w:rFonts w:ascii="Segoe UI" w:hAnsi="Segoe UI" w:cs="Segoe UI"/>
+          <w:color w:val="000000"/>
+          <w:shd w:val="clear" w:color="auto" w:fill="FFFFFF"/>
+        </w:rPr>
+        <w:t>Khôi phục một kho lưu trữ cụ thể từ danh sách</w:t>
+      </w:r>
+    </w:p>
+    <w:p>
+      <w:pPr>
+        <w:pStyle w:val="ListParagraph"/>
+        <w:numPr>
+          <w:ilvl w:val="1"/>
+          <w:numId w:val="2"/>
+        </w:numPr>
+        <w:rPr>
+          <w:rStyle w:val="Strong"/>
+          <w:b w:val="0"/>
+          <w:bCs w:val="0"/>
+        </w:rPr>
+      </w:pPr>
+      <w:r>
+        <w:rPr>
+          <w:rStyle w:val="token"/>
+          <w:rFonts w:ascii="Consolas" w:hAnsi="Consolas"/>
+          <w:color w:val="2F9C0A"/>
+        </w:rPr>
+        <w:t>git</w:t>
+      </w:r>
+      <w:r>
+        <w:rPr>
+          <w:rFonts w:ascii="Consolas" w:hAnsi="Consolas"/>
+          <w:color w:val="000000"/>
+          <w:shd w:val="clear" w:color="auto" w:fill="FDFDFD"/>
+        </w:rPr>
+        <w:t xml:space="preserve"> stash pop</w:t>
+      </w:r>
+      <w:r>
+        <w:rPr>
+          <w:rFonts w:ascii="Consolas" w:hAnsi="Consolas"/>
+          <w:color w:val="000000"/>
+          <w:shd w:val="clear" w:color="auto" w:fill="FDFDFD"/>
+        </w:rPr>
+        <w:t xml:space="preserve">: </w:t>
+      </w:r>
+      <w:r>
+        <w:rPr>
+          <w:rFonts w:ascii="Segoe UI" w:hAnsi="Segoe UI" w:cs="Segoe UI"/>
+          <w:color w:val="000000"/>
+          <w:shd w:val="clear" w:color="auto" w:fill="FFFFFF"/>
+        </w:rPr>
+        <w:t>Áp dụng bản lưu trữ mới nhất </w:t>
+      </w:r>
+      <w:r>
+        <w:rPr>
+          <w:rStyle w:val="Strong"/>
+          <w:rFonts w:ascii="Segoe UI" w:hAnsi="Segoe UI" w:cs="Segoe UI"/>
+          <w:color w:val="000000"/>
+          <w:shd w:val="clear" w:color="auto" w:fill="FFFFFF"/>
+        </w:rPr>
+        <w:t>và xóa nó khỏi ngăn xếp</w:t>
+      </w:r>
+    </w:p>
+    <w:p>
+      <w:pPr>
+        <w:pStyle w:val="ListParagraph"/>
+        <w:numPr>
+          <w:ilvl w:val="1"/>
+          <w:numId w:val="2"/>
+        </w:numPr>
+      </w:pPr>
+      <w:r>
+        <w:rPr>
+          <w:rStyle w:val="token"/>
+          <w:rFonts w:ascii="Consolas" w:hAnsi="Consolas"/>
+          <w:color w:val="2F9C0A"/>
+        </w:rPr>
+        <w:t>git</w:t>
+      </w:r>
+      <w:r>
+        <w:rPr>
+          <w:rFonts w:ascii="Consolas" w:hAnsi="Consolas"/>
+          <w:color w:val="000000"/>
+          <w:shd w:val="clear" w:color="auto" w:fill="FDFDFD"/>
+        </w:rPr>
+        <w:t xml:space="preserve"> stash drop</w:t>
+      </w:r>
+      <w:r>
+        <w:rPr>
+          <w:rStyle w:val="token"/>
+          <w:rFonts w:ascii="Consolas" w:hAnsi="Consolas"/>
+          <w:color w:val="5F6364"/>
+        </w:rPr>
+        <w:t xml:space="preserve">: </w:t>
+      </w:r>
+      <w:r>
+        <w:rPr>
+          <w:rFonts w:ascii="Segoe UI" w:hAnsi="Segoe UI" w:cs="Segoe UI"/>
+          <w:color w:val="000000"/>
+          <w:shd w:val="clear" w:color="auto" w:fill="FFFFFF"/>
+        </w:rPr>
+        <w:t>Xóa một mục lưu trữ cụ thể khi bạn không còn cần đến nó nữa</w:t>
+      </w:r>
+    </w:p>
+    <w:p>
+      <w:pPr>
+        <w:pStyle w:val="ListParagraph"/>
+        <w:numPr>
+          <w:ilvl w:val="1"/>
+          <w:numId w:val="2"/>
+        </w:numPr>
+      </w:pPr>
+      <w:r>
+        <w:rPr>
+          <w:rStyle w:val="token"/>
+          <w:rFonts w:ascii="Consolas" w:hAnsi="Consolas"/>
+          <w:color w:val="2F9C0A"/>
+        </w:rPr>
+        <w:t>git</w:t>
+      </w:r>
+      <w:r>
+        <w:rPr>
+          <w:rFonts w:ascii="Consolas" w:hAnsi="Consolas"/>
+          <w:color w:val="000000"/>
+          <w:shd w:val="clear" w:color="auto" w:fill="FDFDFD"/>
+        </w:rPr>
+        <w:t xml:space="preserve"> stash </w:t>
+      </w:r>
+      <w:r>
+        <w:rPr>
+          <w:rStyle w:val="token"/>
+          <w:rFonts w:ascii="Consolas" w:hAnsi="Consolas"/>
+          <w:color w:val="2F9C0A"/>
+        </w:rPr>
+        <w:t>clear</w:t>
+      </w:r>
+      <w:r>
+        <w:rPr>
+          <w:rStyle w:val="token"/>
+          <w:rFonts w:ascii="Consolas" w:hAnsi="Consolas"/>
+          <w:color w:val="2F9C0A"/>
+        </w:rPr>
+        <w:t xml:space="preserve">: </w:t>
+      </w:r>
+      <w:r>
+        <w:rPr>
+          <w:rFonts w:ascii="Segoe UI" w:hAnsi="Segoe UI" w:cs="Segoe UI"/>
+          <w:color w:val="000000"/>
+          <w:shd w:val="clear" w:color="auto" w:fill="FFFFFF"/>
+        </w:rPr>
+        <w:t>Xóa toàn bộ kho lưu trữ của bạn cùng một lúc</w:t>
+      </w:r>
+    </w:p>
+    <w:p>
+      <w:pPr>
+        <w:pStyle w:val="ListParagraph"/>
+        <w:numPr>
+          <w:ilvl w:val="1"/>
+          <w:numId w:val="2"/>
+        </w:numPr>
+      </w:pPr>
+      <w:r>
+        <w:rPr>
+          <w:rStyle w:val="token"/>
+          <w:rFonts w:ascii="Consolas" w:hAnsi="Consolas"/>
+          <w:color w:val="2F9C0A"/>
+        </w:rPr>
+        <w:t>git</w:t>
+      </w:r>
+      <w:r>
+        <w:rPr>
+          <w:rFonts w:ascii="Consolas" w:hAnsi="Consolas"/>
+          <w:color w:val="000000"/>
+          <w:shd w:val="clear" w:color="auto" w:fill="FDFDFD"/>
+        </w:rPr>
+        <w:t xml:space="preserve"> stash branch</w:t>
+      </w:r>
+      <w:r>
+        <w:rPr>
+          <w:rFonts w:ascii="Consolas" w:hAnsi="Consolas"/>
+          <w:color w:val="000000"/>
+          <w:shd w:val="clear" w:color="auto" w:fill="FDFDFD"/>
+        </w:rPr>
+        <w:t xml:space="preserve">: </w:t>
+      </w:r>
+      <w:r>
+        <w:rPr>
+          <w:rFonts w:ascii="Segoe UI" w:hAnsi="Segoe UI" w:cs="Segoe UI"/>
+          <w:color w:val="000000"/>
+          <w:shd w:val="clear" w:color="auto" w:fill="FFFFFF"/>
+        </w:rPr>
+        <w:t>Tạo một nhánh mới và áp dụng một bản sao lưu vào nhánh đó.</w:t>
       </w:r>
     </w:p>
     <w:p>
@@ -321,29 +728,8 @@
           <w:numId w:val="1"/>
         </w:numPr>
       </w:pPr>
-      <w:proofErr w:type="spellStart"/>
-      <w:r>
-        <w:t>Cách</w:t>
-      </w:r>
-      <w:proofErr w:type="spellEnd"/>
-      <w:r>
-        <w:t xml:space="preserve"> </w:t>
-      </w:r>
-      <w:proofErr w:type="spellStart"/>
-      <w:r>
-        <w:t>sử</w:t>
-      </w:r>
-      <w:proofErr w:type="spellEnd"/>
-      <w:r>
-        <w:t xml:space="preserve"> </w:t>
-      </w:r>
-      <w:proofErr w:type="spellStart"/>
-      <w:r>
-        <w:t>dụng</w:t>
-      </w:r>
-      <w:proofErr w:type="spellEnd"/>
-      <w:r>
-        <w:t xml:space="preserve"> git diff</w:t>
+      <w:r>
+        <w:t>Cách sử dụng git diff</w:t>
       </w:r>
     </w:p>
     <w:p>
@@ -354,35 +740,9 @@
           <w:numId w:val="1"/>
         </w:numPr>
       </w:pPr>
-      <w:proofErr w:type="spellStart"/>
-      <w:r>
-        <w:t>Phân</w:t>
-      </w:r>
-      <w:proofErr w:type="spellEnd"/>
-      <w:r>
-        <w:t xml:space="preserve"> </w:t>
-      </w:r>
-      <w:proofErr w:type="spellStart"/>
-      <w:r>
-        <w:t>biệt</w:t>
-      </w:r>
-      <w:proofErr w:type="spellEnd"/>
-      <w:r>
-        <w:t xml:space="preserve"> pull </w:t>
-      </w:r>
-      <w:proofErr w:type="spellStart"/>
-      <w:r>
-        <w:t>và</w:t>
-      </w:r>
-      <w:proofErr w:type="spellEnd"/>
-      <w:r>
-        <w:t xml:space="preserve"> </w:t>
-      </w:r>
-      <w:proofErr w:type="gramStart"/>
-      <w:r>
-        <w:t>fetch</w:t>
-      </w:r>
-      <w:proofErr w:type="gramEnd"/>
+      <w:r>
+        <w:t>Phân biệt pull và fetch</w:t>
+      </w:r>
     </w:p>
     <w:sectPr>
       <w:pgSz w:w="12240" w:h="15840"/>
@@ -397,6 +757,714 @@
 <file path=word/numbering.xml><?xml version="1.0" encoding="utf-8"?>
 <w:numbering xmlns:wpc="http://schemas.microsoft.com/office/word/2010/wordprocessingCanvas" xmlns:cx="http://schemas.microsoft.com/office/drawing/2014/chartex" xmlns:cx1="http://schemas.microsoft.com/office/drawing/2015/9/8/chartex" xmlns:cx2="http://schemas.microsoft.com/office/drawing/2015/10/21/chartex" xmlns:cx3="http://schemas.microsoft.com/office/drawing/2016/5/9/chartex" xmlns:cx4="http://schemas.microsoft.com/office/drawing/2016/5/10/chartex" xmlns:cx5="http://schemas.microsoft.com/office/drawing/2016/5/11/chartex" xmlns:cx6="http://schemas.microsoft.com/office/drawing/2016/5/12/chartex" xmlns:cx7="http://schemas.microsoft.com/office/drawing/2016/5/13/chartex" xmlns:cx8="http://schemas.microsoft.com/office/drawing/2016/5/14/chartex" xmlns:mc="http://schemas.openxmlformats.org/markup-compatibility/2006" xmlns:aink="http://schemas.microsoft.com/office/drawing/2016/ink" xmlns:am3d="http://schemas.microsoft.com/office/drawing/2017/model3d" xmlns:o="urn:schemas-microsoft-com:office:office" xmlns:oel="http://schemas.microsoft.com/office/2019/extlst" xmlns:r="http://schemas.openxmlformats.org/officeDocument/2006/relationships" xmlns:m="http://schemas.openxmlformats.org/officeDocument/2006/math" xmlns:v="urn:schemas-microsoft-com:vml" xmlns:wp14="http://schemas.microsoft.com/office/word/2010/wordprocessingDrawing" xmlns:wp="http://schemas.openxmlformats.org/drawingml/2006/wordprocessingDrawing" xmlns:w10="urn:schemas-microsoft-com:office:word" xmlns:w="http://schemas.openxmlformats.org/wordprocessingml/2006/main" xmlns:w14="http://schemas.microsoft.com/office/word/2010/wordml" xmlns:w15="http://schemas.microsoft.com/office/word/2012/wordml" xmlns:w16cex="http://schemas.microsoft.com/office/word/2018/wordml/cex" xmlns:w16cid="http://schemas.microsoft.com/office/word/2016/wordml/cid" xmlns:w16="http://schemas.microsoft.com/office/word/2018/wordml" xmlns:w16du="http://schemas.microsoft.com/office/word/2023/wordml/word16du" xmlns:w16sdtdh="http://schemas.microsoft.com/office/word/2020/wordml/sdtdatahash" xmlns:w16se="http://schemas.microsoft.com/office/word/2015/wordml/symex" xmlns:wpg="http://schemas.microsoft.com/office/word/2010/wordprocessingGroup" xmlns:wpi="http://schemas.microsoft.com/office/word/2010/wordprocessingInk" xmlns:wne="http://schemas.microsoft.com/office/word/2006/wordml" xmlns:wps="http://schemas.microsoft.com/office/word/2010/wordprocessingShape" mc:Ignorable="w14 w15 w16se w16cid w16 w16cex w16sdtdh wp14">
   <w:abstractNum w:abstractNumId="0" w15:restartNumberingAfterBreak="0">
+    <w:nsid w:val="224F5722"/>
+    <w:multiLevelType w:val="multilevel"/>
+    <w:tmpl w:val="0BC4BFC0"/>
+    <w:lvl w:ilvl="0">
+      <w:start w:val="1"/>
+      <w:numFmt w:val="bullet"/>
+      <w:lvlText w:val=""/>
+      <w:lvlJc w:val="left"/>
+      <w:pPr>
+        <w:tabs>
+          <w:tab w:val="num" w:pos="720"/>
+        </w:tabs>
+        <w:ind w:left="720" w:hanging="360"/>
+      </w:pPr>
+      <w:rPr>
+        <w:rFonts w:ascii="Symbol" w:hAnsi="Symbol" w:hint="default"/>
+        <w:sz w:val="20"/>
+      </w:rPr>
+    </w:lvl>
+    <w:lvl w:ilvl="1" w:tentative="1">
+      <w:start w:val="1"/>
+      <w:numFmt w:val="bullet"/>
+      <w:lvlText w:val="o"/>
+      <w:lvlJc w:val="left"/>
+      <w:pPr>
+        <w:tabs>
+          <w:tab w:val="num" w:pos="1440"/>
+        </w:tabs>
+        <w:ind w:left="1440" w:hanging="360"/>
+      </w:pPr>
+      <w:rPr>
+        <w:rFonts w:ascii="Courier New" w:hAnsi="Courier New" w:hint="default"/>
+        <w:sz w:val="20"/>
+      </w:rPr>
+    </w:lvl>
+    <w:lvl w:ilvl="2" w:tentative="1">
+      <w:start w:val="1"/>
+      <w:numFmt w:val="bullet"/>
+      <w:lvlText w:val=""/>
+      <w:lvlJc w:val="left"/>
+      <w:pPr>
+        <w:tabs>
+          <w:tab w:val="num" w:pos="2160"/>
+        </w:tabs>
+        <w:ind w:left="2160" w:hanging="360"/>
+      </w:pPr>
+      <w:rPr>
+        <w:rFonts w:ascii="Wingdings" w:hAnsi="Wingdings" w:hint="default"/>
+        <w:sz w:val="20"/>
+      </w:rPr>
+    </w:lvl>
+    <w:lvl w:ilvl="3" w:tentative="1">
+      <w:start w:val="1"/>
+      <w:numFmt w:val="bullet"/>
+      <w:lvlText w:val=""/>
+      <w:lvlJc w:val="left"/>
+      <w:pPr>
+        <w:tabs>
+          <w:tab w:val="num" w:pos="2880"/>
+        </w:tabs>
+        <w:ind w:left="2880" w:hanging="360"/>
+      </w:pPr>
+      <w:rPr>
+        <w:rFonts w:ascii="Wingdings" w:hAnsi="Wingdings" w:hint="default"/>
+        <w:sz w:val="20"/>
+      </w:rPr>
+    </w:lvl>
+    <w:lvl w:ilvl="4" w:tentative="1">
+      <w:start w:val="1"/>
+      <w:numFmt w:val="bullet"/>
+      <w:lvlText w:val=""/>
+      <w:lvlJc w:val="left"/>
+      <w:pPr>
+        <w:tabs>
+          <w:tab w:val="num" w:pos="3600"/>
+        </w:tabs>
+        <w:ind w:left="3600" w:hanging="360"/>
+      </w:pPr>
+      <w:rPr>
+        <w:rFonts w:ascii="Wingdings" w:hAnsi="Wingdings" w:hint="default"/>
+        <w:sz w:val="20"/>
+      </w:rPr>
+    </w:lvl>
+    <w:lvl w:ilvl="5" w:tentative="1">
+      <w:start w:val="1"/>
+      <w:numFmt w:val="bullet"/>
+      <w:lvlText w:val=""/>
+      <w:lvlJc w:val="left"/>
+      <w:pPr>
+        <w:tabs>
+          <w:tab w:val="num" w:pos="4320"/>
+        </w:tabs>
+        <w:ind w:left="4320" w:hanging="360"/>
+      </w:pPr>
+      <w:rPr>
+        <w:rFonts w:ascii="Wingdings" w:hAnsi="Wingdings" w:hint="default"/>
+        <w:sz w:val="20"/>
+      </w:rPr>
+    </w:lvl>
+    <w:lvl w:ilvl="6" w:tentative="1">
+      <w:start w:val="1"/>
+      <w:numFmt w:val="bullet"/>
+      <w:lvlText w:val=""/>
+      <w:lvlJc w:val="left"/>
+      <w:pPr>
+        <w:tabs>
+          <w:tab w:val="num" w:pos="5040"/>
+        </w:tabs>
+        <w:ind w:left="5040" w:hanging="360"/>
+      </w:pPr>
+      <w:rPr>
+        <w:rFonts w:ascii="Wingdings" w:hAnsi="Wingdings" w:hint="default"/>
+        <w:sz w:val="20"/>
+      </w:rPr>
+    </w:lvl>
+    <w:lvl w:ilvl="7" w:tentative="1">
+      <w:start w:val="1"/>
+      <w:numFmt w:val="bullet"/>
+      <w:lvlText w:val=""/>
+      <w:lvlJc w:val="left"/>
+      <w:pPr>
+        <w:tabs>
+          <w:tab w:val="num" w:pos="5760"/>
+        </w:tabs>
+        <w:ind w:left="5760" w:hanging="360"/>
+      </w:pPr>
+      <w:rPr>
+        <w:rFonts w:ascii="Wingdings" w:hAnsi="Wingdings" w:hint="default"/>
+        <w:sz w:val="20"/>
+      </w:rPr>
+    </w:lvl>
+    <w:lvl w:ilvl="8" w:tentative="1">
+      <w:start w:val="1"/>
+      <w:numFmt w:val="bullet"/>
+      <w:lvlText w:val=""/>
+      <w:lvlJc w:val="left"/>
+      <w:pPr>
+        <w:tabs>
+          <w:tab w:val="num" w:pos="6480"/>
+        </w:tabs>
+        <w:ind w:left="6480" w:hanging="360"/>
+      </w:pPr>
+      <w:rPr>
+        <w:rFonts w:ascii="Wingdings" w:hAnsi="Wingdings" w:hint="default"/>
+        <w:sz w:val="20"/>
+      </w:rPr>
+    </w:lvl>
+  </w:abstractNum>
+  <w:abstractNum w:abstractNumId="1" w15:restartNumberingAfterBreak="0">
+    <w:nsid w:val="26C0499D"/>
+    <w:multiLevelType w:val="hybridMultilevel"/>
+    <w:tmpl w:val="44F28C08"/>
+    <w:lvl w:ilvl="0" w:tplc="D12C0376">
+      <w:numFmt w:val="bullet"/>
+      <w:lvlText w:val="-"/>
+      <w:lvlJc w:val="left"/>
+      <w:pPr>
+        <w:ind w:left="1080" w:hanging="360"/>
+      </w:pPr>
+      <w:rPr>
+        <w:rFonts w:ascii="Calibri" w:eastAsiaTheme="minorHAnsi" w:hAnsi="Calibri" w:cs="Calibri" w:hint="default"/>
+      </w:rPr>
+    </w:lvl>
+    <w:lvl w:ilvl="1" w:tplc="04090003">
+      <w:start w:val="1"/>
+      <w:numFmt w:val="bullet"/>
+      <w:lvlText w:val="o"/>
+      <w:lvlJc w:val="left"/>
+      <w:pPr>
+        <w:ind w:left="1800" w:hanging="360"/>
+      </w:pPr>
+      <w:rPr>
+        <w:rFonts w:ascii="Courier New" w:hAnsi="Courier New" w:cs="Courier New" w:hint="default"/>
+      </w:rPr>
+    </w:lvl>
+    <w:lvl w:ilvl="2" w:tplc="04090005">
+      <w:start w:val="1"/>
+      <w:numFmt w:val="bullet"/>
+      <w:lvlText w:val=""/>
+      <w:lvlJc w:val="left"/>
+      <w:pPr>
+        <w:ind w:left="2520" w:hanging="360"/>
+      </w:pPr>
+      <w:rPr>
+        <w:rFonts w:ascii="Wingdings" w:hAnsi="Wingdings" w:hint="default"/>
+      </w:rPr>
+    </w:lvl>
+    <w:lvl w:ilvl="3" w:tplc="04090001" w:tentative="1">
+      <w:start w:val="1"/>
+      <w:numFmt w:val="bullet"/>
+      <w:lvlText w:val=""/>
+      <w:lvlJc w:val="left"/>
+      <w:pPr>
+        <w:ind w:left="3240" w:hanging="360"/>
+      </w:pPr>
+      <w:rPr>
+        <w:rFonts w:ascii="Symbol" w:hAnsi="Symbol" w:hint="default"/>
+      </w:rPr>
+    </w:lvl>
+    <w:lvl w:ilvl="4" w:tplc="04090003" w:tentative="1">
+      <w:start w:val="1"/>
+      <w:numFmt w:val="bullet"/>
+      <w:lvlText w:val="o"/>
+      <w:lvlJc w:val="left"/>
+      <w:pPr>
+        <w:ind w:left="3960" w:hanging="360"/>
+      </w:pPr>
+      <w:rPr>
+        <w:rFonts w:ascii="Courier New" w:hAnsi="Courier New" w:cs="Courier New" w:hint="default"/>
+      </w:rPr>
+    </w:lvl>
+    <w:lvl w:ilvl="5" w:tplc="04090005" w:tentative="1">
+      <w:start w:val="1"/>
+      <w:numFmt w:val="bullet"/>
+      <w:lvlText w:val=""/>
+      <w:lvlJc w:val="left"/>
+      <w:pPr>
+        <w:ind w:left="4680" w:hanging="360"/>
+      </w:pPr>
+      <w:rPr>
+        <w:rFonts w:ascii="Wingdings" w:hAnsi="Wingdings" w:hint="default"/>
+      </w:rPr>
+    </w:lvl>
+    <w:lvl w:ilvl="6" w:tplc="04090001" w:tentative="1">
+      <w:start w:val="1"/>
+      <w:numFmt w:val="bullet"/>
+      <w:lvlText w:val=""/>
+      <w:lvlJc w:val="left"/>
+      <w:pPr>
+        <w:ind w:left="5400" w:hanging="360"/>
+      </w:pPr>
+      <w:rPr>
+        <w:rFonts w:ascii="Symbol" w:hAnsi="Symbol" w:hint="default"/>
+      </w:rPr>
+    </w:lvl>
+    <w:lvl w:ilvl="7" w:tplc="04090003" w:tentative="1">
+      <w:start w:val="1"/>
+      <w:numFmt w:val="bullet"/>
+      <w:lvlText w:val="o"/>
+      <w:lvlJc w:val="left"/>
+      <w:pPr>
+        <w:ind w:left="6120" w:hanging="360"/>
+      </w:pPr>
+      <w:rPr>
+        <w:rFonts w:ascii="Courier New" w:hAnsi="Courier New" w:cs="Courier New" w:hint="default"/>
+      </w:rPr>
+    </w:lvl>
+    <w:lvl w:ilvl="8" w:tplc="04090005" w:tentative="1">
+      <w:start w:val="1"/>
+      <w:numFmt w:val="bullet"/>
+      <w:lvlText w:val=""/>
+      <w:lvlJc w:val="left"/>
+      <w:pPr>
+        <w:ind w:left="6840" w:hanging="360"/>
+      </w:pPr>
+      <w:rPr>
+        <w:rFonts w:ascii="Wingdings" w:hAnsi="Wingdings" w:hint="default"/>
+      </w:rPr>
+    </w:lvl>
+  </w:abstractNum>
+  <w:abstractNum w:abstractNumId="2" w15:restartNumberingAfterBreak="0">
+    <w:nsid w:val="43931A95"/>
+    <w:multiLevelType w:val="multilevel"/>
+    <w:tmpl w:val="FC94809E"/>
+    <w:lvl w:ilvl="0">
+      <w:start w:val="1"/>
+      <w:numFmt w:val="bullet"/>
+      <w:lvlText w:val=""/>
+      <w:lvlJc w:val="left"/>
+      <w:pPr>
+        <w:tabs>
+          <w:tab w:val="num" w:pos="720"/>
+        </w:tabs>
+        <w:ind w:left="720" w:hanging="360"/>
+      </w:pPr>
+      <w:rPr>
+        <w:rFonts w:ascii="Symbol" w:hAnsi="Symbol" w:hint="default"/>
+        <w:sz w:val="20"/>
+      </w:rPr>
+    </w:lvl>
+    <w:lvl w:ilvl="1" w:tentative="1">
+      <w:start w:val="1"/>
+      <w:numFmt w:val="bullet"/>
+      <w:lvlText w:val="o"/>
+      <w:lvlJc w:val="left"/>
+      <w:pPr>
+        <w:tabs>
+          <w:tab w:val="num" w:pos="1440"/>
+        </w:tabs>
+        <w:ind w:left="1440" w:hanging="360"/>
+      </w:pPr>
+      <w:rPr>
+        <w:rFonts w:ascii="Courier New" w:hAnsi="Courier New" w:hint="default"/>
+        <w:sz w:val="20"/>
+      </w:rPr>
+    </w:lvl>
+    <w:lvl w:ilvl="2" w:tentative="1">
+      <w:start w:val="1"/>
+      <w:numFmt w:val="bullet"/>
+      <w:lvlText w:val=""/>
+      <w:lvlJc w:val="left"/>
+      <w:pPr>
+        <w:tabs>
+          <w:tab w:val="num" w:pos="2160"/>
+        </w:tabs>
+        <w:ind w:left="2160" w:hanging="360"/>
+      </w:pPr>
+      <w:rPr>
+        <w:rFonts w:ascii="Wingdings" w:hAnsi="Wingdings" w:hint="default"/>
+        <w:sz w:val="20"/>
+      </w:rPr>
+    </w:lvl>
+    <w:lvl w:ilvl="3" w:tentative="1">
+      <w:start w:val="1"/>
+      <w:numFmt w:val="bullet"/>
+      <w:lvlText w:val=""/>
+      <w:lvlJc w:val="left"/>
+      <w:pPr>
+        <w:tabs>
+          <w:tab w:val="num" w:pos="2880"/>
+        </w:tabs>
+        <w:ind w:left="2880" w:hanging="360"/>
+      </w:pPr>
+      <w:rPr>
+        <w:rFonts w:ascii="Wingdings" w:hAnsi="Wingdings" w:hint="default"/>
+        <w:sz w:val="20"/>
+      </w:rPr>
+    </w:lvl>
+    <w:lvl w:ilvl="4" w:tentative="1">
+      <w:start w:val="1"/>
+      <w:numFmt w:val="bullet"/>
+      <w:lvlText w:val=""/>
+      <w:lvlJc w:val="left"/>
+      <w:pPr>
+        <w:tabs>
+          <w:tab w:val="num" w:pos="3600"/>
+        </w:tabs>
+        <w:ind w:left="3600" w:hanging="360"/>
+      </w:pPr>
+      <w:rPr>
+        <w:rFonts w:ascii="Wingdings" w:hAnsi="Wingdings" w:hint="default"/>
+        <w:sz w:val="20"/>
+      </w:rPr>
+    </w:lvl>
+    <w:lvl w:ilvl="5" w:tentative="1">
+      <w:start w:val="1"/>
+      <w:numFmt w:val="bullet"/>
+      <w:lvlText w:val=""/>
+      <w:lvlJc w:val="left"/>
+      <w:pPr>
+        <w:tabs>
+          <w:tab w:val="num" w:pos="4320"/>
+        </w:tabs>
+        <w:ind w:left="4320" w:hanging="360"/>
+      </w:pPr>
+      <w:rPr>
+        <w:rFonts w:ascii="Wingdings" w:hAnsi="Wingdings" w:hint="default"/>
+        <w:sz w:val="20"/>
+      </w:rPr>
+    </w:lvl>
+    <w:lvl w:ilvl="6" w:tentative="1">
+      <w:start w:val="1"/>
+      <w:numFmt w:val="bullet"/>
+      <w:lvlText w:val=""/>
+      <w:lvlJc w:val="left"/>
+      <w:pPr>
+        <w:tabs>
+          <w:tab w:val="num" w:pos="5040"/>
+        </w:tabs>
+        <w:ind w:left="5040" w:hanging="360"/>
+      </w:pPr>
+      <w:rPr>
+        <w:rFonts w:ascii="Wingdings" w:hAnsi="Wingdings" w:hint="default"/>
+        <w:sz w:val="20"/>
+      </w:rPr>
+    </w:lvl>
+    <w:lvl w:ilvl="7" w:tentative="1">
+      <w:start w:val="1"/>
+      <w:numFmt w:val="bullet"/>
+      <w:lvlText w:val=""/>
+      <w:lvlJc w:val="left"/>
+      <w:pPr>
+        <w:tabs>
+          <w:tab w:val="num" w:pos="5760"/>
+        </w:tabs>
+        <w:ind w:left="5760" w:hanging="360"/>
+      </w:pPr>
+      <w:rPr>
+        <w:rFonts w:ascii="Wingdings" w:hAnsi="Wingdings" w:hint="default"/>
+        <w:sz w:val="20"/>
+      </w:rPr>
+    </w:lvl>
+    <w:lvl w:ilvl="8" w:tentative="1">
+      <w:start w:val="1"/>
+      <w:numFmt w:val="bullet"/>
+      <w:lvlText w:val=""/>
+      <w:lvlJc w:val="left"/>
+      <w:pPr>
+        <w:tabs>
+          <w:tab w:val="num" w:pos="6480"/>
+        </w:tabs>
+        <w:ind w:left="6480" w:hanging="360"/>
+      </w:pPr>
+      <w:rPr>
+        <w:rFonts w:ascii="Wingdings" w:hAnsi="Wingdings" w:hint="default"/>
+        <w:sz w:val="20"/>
+      </w:rPr>
+    </w:lvl>
+  </w:abstractNum>
+  <w:abstractNum w:abstractNumId="3" w15:restartNumberingAfterBreak="0">
+    <w:nsid w:val="64067A18"/>
+    <w:multiLevelType w:val="multilevel"/>
+    <w:tmpl w:val="9634F408"/>
+    <w:lvl w:ilvl="0">
+      <w:start w:val="1"/>
+      <w:numFmt w:val="bullet"/>
+      <w:lvlText w:val=""/>
+      <w:lvlJc w:val="left"/>
+      <w:pPr>
+        <w:tabs>
+          <w:tab w:val="num" w:pos="720"/>
+        </w:tabs>
+        <w:ind w:left="720" w:hanging="360"/>
+      </w:pPr>
+      <w:rPr>
+        <w:rFonts w:ascii="Symbol" w:hAnsi="Symbol" w:hint="default"/>
+        <w:sz w:val="20"/>
+      </w:rPr>
+    </w:lvl>
+    <w:lvl w:ilvl="1" w:tentative="1">
+      <w:start w:val="1"/>
+      <w:numFmt w:val="bullet"/>
+      <w:lvlText w:val="o"/>
+      <w:lvlJc w:val="left"/>
+      <w:pPr>
+        <w:tabs>
+          <w:tab w:val="num" w:pos="1440"/>
+        </w:tabs>
+        <w:ind w:left="1440" w:hanging="360"/>
+      </w:pPr>
+      <w:rPr>
+        <w:rFonts w:ascii="Courier New" w:hAnsi="Courier New" w:hint="default"/>
+        <w:sz w:val="20"/>
+      </w:rPr>
+    </w:lvl>
+    <w:lvl w:ilvl="2" w:tentative="1">
+      <w:start w:val="1"/>
+      <w:numFmt w:val="bullet"/>
+      <w:lvlText w:val=""/>
+      <w:lvlJc w:val="left"/>
+      <w:pPr>
+        <w:tabs>
+          <w:tab w:val="num" w:pos="2160"/>
+        </w:tabs>
+        <w:ind w:left="2160" w:hanging="360"/>
+      </w:pPr>
+      <w:rPr>
+        <w:rFonts w:ascii="Wingdings" w:hAnsi="Wingdings" w:hint="default"/>
+        <w:sz w:val="20"/>
+      </w:rPr>
+    </w:lvl>
+    <w:lvl w:ilvl="3" w:tentative="1">
+      <w:start w:val="1"/>
+      <w:numFmt w:val="bullet"/>
+      <w:lvlText w:val=""/>
+      <w:lvlJc w:val="left"/>
+      <w:pPr>
+        <w:tabs>
+          <w:tab w:val="num" w:pos="2880"/>
+        </w:tabs>
+        <w:ind w:left="2880" w:hanging="360"/>
+      </w:pPr>
+      <w:rPr>
+        <w:rFonts w:ascii="Wingdings" w:hAnsi="Wingdings" w:hint="default"/>
+        <w:sz w:val="20"/>
+      </w:rPr>
+    </w:lvl>
+    <w:lvl w:ilvl="4" w:tentative="1">
+      <w:start w:val="1"/>
+      <w:numFmt w:val="bullet"/>
+      <w:lvlText w:val=""/>
+      <w:lvlJc w:val="left"/>
+      <w:pPr>
+        <w:tabs>
+          <w:tab w:val="num" w:pos="3600"/>
+        </w:tabs>
+        <w:ind w:left="3600" w:hanging="360"/>
+      </w:pPr>
+      <w:rPr>
+        <w:rFonts w:ascii="Wingdings" w:hAnsi="Wingdings" w:hint="default"/>
+        <w:sz w:val="20"/>
+      </w:rPr>
+    </w:lvl>
+    <w:lvl w:ilvl="5" w:tentative="1">
+      <w:start w:val="1"/>
+      <w:numFmt w:val="bullet"/>
+      <w:lvlText w:val=""/>
+      <w:lvlJc w:val="left"/>
+      <w:pPr>
+        <w:tabs>
+          <w:tab w:val="num" w:pos="4320"/>
+        </w:tabs>
+        <w:ind w:left="4320" w:hanging="360"/>
+      </w:pPr>
+      <w:rPr>
+        <w:rFonts w:ascii="Wingdings" w:hAnsi="Wingdings" w:hint="default"/>
+        <w:sz w:val="20"/>
+      </w:rPr>
+    </w:lvl>
+    <w:lvl w:ilvl="6" w:tentative="1">
+      <w:start w:val="1"/>
+      <w:numFmt w:val="bullet"/>
+      <w:lvlText w:val=""/>
+      <w:lvlJc w:val="left"/>
+      <w:pPr>
+        <w:tabs>
+          <w:tab w:val="num" w:pos="5040"/>
+        </w:tabs>
+        <w:ind w:left="5040" w:hanging="360"/>
+      </w:pPr>
+      <w:rPr>
+        <w:rFonts w:ascii="Wingdings" w:hAnsi="Wingdings" w:hint="default"/>
+        <w:sz w:val="20"/>
+      </w:rPr>
+    </w:lvl>
+    <w:lvl w:ilvl="7" w:tentative="1">
+      <w:start w:val="1"/>
+      <w:numFmt w:val="bullet"/>
+      <w:lvlText w:val=""/>
+      <w:lvlJc w:val="left"/>
+      <w:pPr>
+        <w:tabs>
+          <w:tab w:val="num" w:pos="5760"/>
+        </w:tabs>
+        <w:ind w:left="5760" w:hanging="360"/>
+      </w:pPr>
+      <w:rPr>
+        <w:rFonts w:ascii="Wingdings" w:hAnsi="Wingdings" w:hint="default"/>
+        <w:sz w:val="20"/>
+      </w:rPr>
+    </w:lvl>
+    <w:lvl w:ilvl="8" w:tentative="1">
+      <w:start w:val="1"/>
+      <w:numFmt w:val="bullet"/>
+      <w:lvlText w:val=""/>
+      <w:lvlJc w:val="left"/>
+      <w:pPr>
+        <w:tabs>
+          <w:tab w:val="num" w:pos="6480"/>
+        </w:tabs>
+        <w:ind w:left="6480" w:hanging="360"/>
+      </w:pPr>
+      <w:rPr>
+        <w:rFonts w:ascii="Wingdings" w:hAnsi="Wingdings" w:hint="default"/>
+        <w:sz w:val="20"/>
+      </w:rPr>
+    </w:lvl>
+  </w:abstractNum>
+  <w:abstractNum w:abstractNumId="4" w15:restartNumberingAfterBreak="0">
+    <w:nsid w:val="6E155F33"/>
+    <w:multiLevelType w:val="multilevel"/>
+    <w:tmpl w:val="F6388416"/>
+    <w:lvl w:ilvl="0">
+      <w:start w:val="1"/>
+      <w:numFmt w:val="bullet"/>
+      <w:lvlText w:val=""/>
+      <w:lvlJc w:val="left"/>
+      <w:pPr>
+        <w:tabs>
+          <w:tab w:val="num" w:pos="720"/>
+        </w:tabs>
+        <w:ind w:left="720" w:hanging="360"/>
+      </w:pPr>
+      <w:rPr>
+        <w:rFonts w:ascii="Symbol" w:hAnsi="Symbol" w:hint="default"/>
+        <w:sz w:val="20"/>
+      </w:rPr>
+    </w:lvl>
+    <w:lvl w:ilvl="1" w:tentative="1">
+      <w:start w:val="1"/>
+      <w:numFmt w:val="bullet"/>
+      <w:lvlText w:val="o"/>
+      <w:lvlJc w:val="left"/>
+      <w:pPr>
+        <w:tabs>
+          <w:tab w:val="num" w:pos="1440"/>
+        </w:tabs>
+        <w:ind w:left="1440" w:hanging="360"/>
+      </w:pPr>
+      <w:rPr>
+        <w:rFonts w:ascii="Courier New" w:hAnsi="Courier New" w:hint="default"/>
+        <w:sz w:val="20"/>
+      </w:rPr>
+    </w:lvl>
+    <w:lvl w:ilvl="2" w:tentative="1">
+      <w:start w:val="1"/>
+      <w:numFmt w:val="bullet"/>
+      <w:lvlText w:val=""/>
+      <w:lvlJc w:val="left"/>
+      <w:pPr>
+        <w:tabs>
+          <w:tab w:val="num" w:pos="2160"/>
+        </w:tabs>
+        <w:ind w:left="2160" w:hanging="360"/>
+      </w:pPr>
+      <w:rPr>
+        <w:rFonts w:ascii="Wingdings" w:hAnsi="Wingdings" w:hint="default"/>
+        <w:sz w:val="20"/>
+      </w:rPr>
+    </w:lvl>
+    <w:lvl w:ilvl="3" w:tentative="1">
+      <w:start w:val="1"/>
+      <w:numFmt w:val="bullet"/>
+      <w:lvlText w:val=""/>
+      <w:lvlJc w:val="left"/>
+      <w:pPr>
+        <w:tabs>
+          <w:tab w:val="num" w:pos="2880"/>
+        </w:tabs>
+        <w:ind w:left="2880" w:hanging="360"/>
+      </w:pPr>
+      <w:rPr>
+        <w:rFonts w:ascii="Wingdings" w:hAnsi="Wingdings" w:hint="default"/>
+        <w:sz w:val="20"/>
+      </w:rPr>
+    </w:lvl>
+    <w:lvl w:ilvl="4" w:tentative="1">
+      <w:start w:val="1"/>
+      <w:numFmt w:val="bullet"/>
+      <w:lvlText w:val=""/>
+      <w:lvlJc w:val="left"/>
+      <w:pPr>
+        <w:tabs>
+          <w:tab w:val="num" w:pos="3600"/>
+        </w:tabs>
+        <w:ind w:left="3600" w:hanging="360"/>
+      </w:pPr>
+      <w:rPr>
+        <w:rFonts w:ascii="Wingdings" w:hAnsi="Wingdings" w:hint="default"/>
+        <w:sz w:val="20"/>
+      </w:rPr>
+    </w:lvl>
+    <w:lvl w:ilvl="5" w:tentative="1">
+      <w:start w:val="1"/>
+      <w:numFmt w:val="bullet"/>
+      <w:lvlText w:val=""/>
+      <w:lvlJc w:val="left"/>
+      <w:pPr>
+        <w:tabs>
+          <w:tab w:val="num" w:pos="4320"/>
+        </w:tabs>
+        <w:ind w:left="4320" w:hanging="360"/>
+      </w:pPr>
+      <w:rPr>
+        <w:rFonts w:ascii="Wingdings" w:hAnsi="Wingdings" w:hint="default"/>
+        <w:sz w:val="20"/>
+      </w:rPr>
+    </w:lvl>
+    <w:lvl w:ilvl="6" w:tentative="1">
+      <w:start w:val="1"/>
+      <w:numFmt w:val="bullet"/>
+      <w:lvlText w:val=""/>
+      <w:lvlJc w:val="left"/>
+      <w:pPr>
+        <w:tabs>
+          <w:tab w:val="num" w:pos="5040"/>
+        </w:tabs>
+        <w:ind w:left="5040" w:hanging="360"/>
+      </w:pPr>
+      <w:rPr>
+        <w:rFonts w:ascii="Wingdings" w:hAnsi="Wingdings" w:hint="default"/>
+        <w:sz w:val="20"/>
+      </w:rPr>
+    </w:lvl>
+    <w:lvl w:ilvl="7" w:tentative="1">
+      <w:start w:val="1"/>
+      <w:numFmt w:val="bullet"/>
+      <w:lvlText w:val=""/>
+      <w:lvlJc w:val="left"/>
+      <w:pPr>
+        <w:tabs>
+          <w:tab w:val="num" w:pos="5760"/>
+        </w:tabs>
+        <w:ind w:left="5760" w:hanging="360"/>
+      </w:pPr>
+      <w:rPr>
+        <w:rFonts w:ascii="Wingdings" w:hAnsi="Wingdings" w:hint="default"/>
+        <w:sz w:val="20"/>
+      </w:rPr>
+    </w:lvl>
+    <w:lvl w:ilvl="8" w:tentative="1">
+      <w:start w:val="1"/>
+      <w:numFmt w:val="bullet"/>
+      <w:lvlText w:val=""/>
+      <w:lvlJc w:val="left"/>
+      <w:pPr>
+        <w:tabs>
+          <w:tab w:val="num" w:pos="6480"/>
+        </w:tabs>
+        <w:ind w:left="6480" w:hanging="360"/>
+      </w:pPr>
+      <w:rPr>
+        <w:rFonts w:ascii="Wingdings" w:hAnsi="Wingdings" w:hint="default"/>
+        <w:sz w:val="20"/>
+      </w:rPr>
+    </w:lvl>
+  </w:abstractNum>
+  <w:abstractNum w:abstractNumId="5" w15:restartNumberingAfterBreak="0">
     <w:nsid w:val="7D7970EB"/>
     <w:multiLevelType w:val="hybridMultilevel"/>
     <w:tmpl w:val="F83EF5DC"/>
@@ -486,7 +1554,22 @@
     </w:lvl>
   </w:abstractNum>
   <w:num w:numId="1" w16cid:durableId="1494180743">
+    <w:abstractNumId w:val="5"/>
+  </w:num>
+  <w:num w:numId="2" w16cid:durableId="805053417">
+    <w:abstractNumId w:val="1"/>
+  </w:num>
+  <w:num w:numId="3" w16cid:durableId="2067101117">
+    <w:abstractNumId w:val="2"/>
+  </w:num>
+  <w:num w:numId="4" w16cid:durableId="1100445329">
     <w:abstractNumId w:val="0"/>
+  </w:num>
+  <w:num w:numId="5" w16cid:durableId="1092818659">
+    <w:abstractNumId w:val="3"/>
+  </w:num>
+  <w:num w:numId="6" w16cid:durableId="112985514">
+    <w:abstractNumId w:val="4"/>
   </w:num>
 </w:numbering>
 </file>
@@ -930,6 +2013,35 @@
       <w:contextualSpacing/>
     </w:pPr>
   </w:style>
+  <w:style w:type="character" w:customStyle="1" w:styleId="token">
+    <w:name w:val="token"/>
+    <w:basedOn w:val="DefaultParagraphFont"/>
+    <w:rsid w:val="00DE6F7F"/>
+  </w:style>
+  <w:style w:type="character" w:styleId="HTMLCode">
+    <w:name w:val="HTML Code"/>
+    <w:basedOn w:val="DefaultParagraphFont"/>
+    <w:uiPriority w:val="99"/>
+    <w:semiHidden/>
+    <w:unhideWhenUsed/>
+    <w:rsid w:val="00DE6F7F"/>
+    <w:rPr>
+      <w:rFonts w:ascii="Courier New" w:eastAsia="Times New Roman" w:hAnsi="Courier New" w:cs="Courier New"/>
+      <w:sz w:val="20"/>
+      <w:szCs w:val="20"/>
+    </w:rPr>
+  </w:style>
+  <w:style w:type="character" w:styleId="Strong">
+    <w:name w:val="Strong"/>
+    <w:basedOn w:val="DefaultParagraphFont"/>
+    <w:uiPriority w:val="22"/>
+    <w:qFormat/>
+    <w:rsid w:val="00DB3BF4"/>
+    <w:rPr>
+      <w:b/>
+      <w:bCs/>
+    </w:rPr>
+  </w:style>
 </w:styles>
 </file>
 
